--- a/Dataset/generated_documents/maintenance/MNT_EVT-071.docx
+++ b/Dataset/generated_documents/maintenance/MNT_EVT-071.docx
@@ -77,7 +77,7 @@
           </w:tcPr>
           <w:p>
             <w:r>
-              <w:t>C4F427C5</w:t>
+              <w:t>BEFCD09F</w:t>
             </w:r>
           </w:p>
         </w:tc>
@@ -209,7 +209,7 @@
           </w:tcPr>
           <w:p>
             <w:r>
-              <w:t>14-Jul-2026 20:10</w:t>
+              <w:t>15-Jul-2026 13:05</w:t>
             </w:r>
           </w:p>
         </w:tc>
@@ -641,21 +641,7 @@
     </w:p>
     <w:p>
       <w:r>
-        <w:br/>
-        <w:t>Inspection Summary</w:t>
-        <w:br/>
-        <w:br/>
-        <w:t>Priority :</w:t>
-        <w:br/>
-        <w:br/>
-        <w:t>Medium</w:t>
-        <w:br/>
-        <w:br/>
-        <w:t>Severity :</w:t>
-        <w:br/>
-        <w:br/>
-        <w:t>Low</w:t>
-        <w:br/>
+        <w:t>Under Investigation</w:t>
       </w:r>
     </w:p>
     <w:p>
@@ -705,7 +691,7 @@
     </w:p>
     <w:p>
       <w:r>
-        <w:t>Equipment restored to normal operating condition.</w:t>
+        <w:t>No abnormal noise observed after trial run.</w:t>
       </w:r>
     </w:p>
     <w:p>
@@ -718,7 +704,7 @@
     </w:p>
     <w:p>
       <w:r>
-        <w:t>Gas detector readings were within permissible limits.</w:t>
+        <w:t>Area was barricaded before maintenance work.</w:t>
       </w:r>
     </w:p>
     <w:p>
@@ -731,7 +717,7 @@
     </w:p>
     <w:p>
       <w:r>
-        <w:t>Grease Gun</w:t>
+        <w:t>Torque Wrench</w:t>
       </w:r>
     </w:p>
     <w:p>
@@ -1280,7 +1266,7 @@
     </w:p>
     <w:p>
       <w:r>
-        <w:t>Perform vibration analysis after one week.</w:t>
+        <w:t>Conduct thermography inspection next month.</w:t>
       </w:r>
     </w:p>
     <w:p/>
